--- a/SEVEN-G/docx/en/plantillas/P53_SEVEN-G_Plan_e_informe_de_pruebas_adversarias.docx
+++ b/SEVEN-G/docx/en/plantillas/P53_SEVEN-G_Plan_e_informe_de_pruebas_adversarias.docx
@@ -136,7 +136,7 @@
               <w:pStyle w:val="Celda"/>
             </w:pPr>
             <w:r>
-              <w:t xml:space="preserve">Fernando García · SEACHAD</w:t>
+              <w:t xml:space="preserve">Fernando García Varela</w:t>
             </w:r>
           </w:p>
         </w:tc>
@@ -200,7 +200,7 @@
         <w:t xml:space="preserve">Each organisation that uses SEVEN-G is solely responsible for identifying the regulation that applies to it, verifying that it is current and certifying its own regulatory compliance</w:t>
       </w:r>
       <w:r>
-        <w:t xml:space="preserve">, with the appropriate qualified advice. The author and SEACHAD accept no liability for any use made of this content or for any decisions taken on the basis of it. The data, figures, companies and cases in the examples are fictitious or illustrative.</w:t>
+        <w:t xml:space="preserve">, with the appropriate qualified advice. The author accepts no liability for any use made of this content or for any decisions taken on the basis of it. The data, figures, companies and cases in the examples are fictitious or illustrative.</w:t>
       </w:r>
     </w:p>
     <w:p>
@@ -7540,7 +7540,7 @@
       <w:pStyle w:val="Pie"/>
     </w:pPr>
     <w:r>
-      <w:t xml:space="preserve">SEVEN-G · Template P53 · Adversarial testing plan and report · CC BY 4.0 · Fernando García · SEACHAD · Generated from the Markdown source: do not edit the template, fill in a copy.</w:t>
+      <w:t xml:space="preserve">SEVEN-G · Template P53 · Adversarial testing plan and report · CC BY 4.0 · Fernando García Varela · Generated from the Markdown source: do not edit the template, fill in a copy.</w:t>
     </w:r>
     <w:r>
       <w:rPr>

--- a/SEVEN-G/docx/en/plantillas/P53_SEVEN-G_Plan_e_informe_de_pruebas_adversarias.docx
+++ b/SEVEN-G/docx/en/plantillas/P53_SEVEN-G_Plan_e_informe_de_pruebas_adversarias.docx
@@ -200,7 +200,7 @@
         <w:t xml:space="preserve">Each organisation that uses SEVEN-G is solely responsible for identifying the regulation that applies to it, verifying that it is current and certifying its own regulatory compliance</w:t>
       </w:r>
       <w:r>
-        <w:t xml:space="preserve">, with the appropriate qualified advice. The author accepts no liability for any use made of this content or for any decisions taken on the basis of it. The data, figures, companies and cases in the examples are fictitious or illustrative.</w:t>
+        <w:t xml:space="preserve">, with the appropriate qualified advice. This methodology is a generic, free aid shared with the community so that nobody has to start from scratch; each person or organisation can and should adapt it to its own use. It must not be inferred that its legally sensitive parts have been reviewed by legal counsel: those reviews, for each company or sector, are the ultimate responsibility of the company, consultant or organisation that uses it. Although every effort is made to keep it up to date, some regulation may have changed without being reflected here. To the fullest extent permitted by law, the author accepts no responsibility whatsoever for the effects of its application in any organisation or for its full applicability. The methodology does not grant certification of any kind. The author accepts no liability for any use made of this content or for any decisions taken on the basis of it. The data, figures, companies and cases in the examples are fictitious or illustrative.</w:t>
       </w:r>
     </w:p>
     <w:p>

--- a/SEVEN-G/docx/en/plantillas/P53_SEVEN-G_Plan_e_informe_de_pruebas_adversarias.docx
+++ b/SEVEN-G/docx/en/plantillas/P53_SEVEN-G_Plan_e_informe_de_pruebas_adversarias.docx
@@ -80,7 +80,7 @@
               <w:pStyle w:val="Celda"/>
             </w:pPr>
             <w:r>
-              <w:t xml:space="preserve">0.1 (working draft)</w:t>
+              <w:t xml:space="preserve">0.2 (working draft)</w:t>
             </w:r>
           </w:p>
         </w:tc>
@@ -108,7 +108,7 @@
               <w:pStyle w:val="Celda"/>
             </w:pPr>
             <w:r>
-              <w:t xml:space="preserve">19-09-2026</w:t>
+              <w:t xml:space="preserve">19-10-2026</w:t>
             </w:r>
           </w:p>
         </w:tc>
@@ -301,7 +301,7 @@
               <w:pStyle w:val="Celda"/>
             </w:pPr>
             <w:r>
-              <w:t xml:space="preserve">Before G5 in every generative AI system or agent (SEG-11, AG-18); after relevant changes to the model, instructions, tools or supplier; and at the frequency in 35 §5.3 (A1: before G5 and after changes; A2: in addition, annually; A3: in addition, half-yearly). At corporate level (C4), for the annual assessment of exposure to offensive AI and the annual synthetic impersonation fraud drill (35 §9.2).</w:t>
+              <w:t xml:space="preserve">Before G5 in every generative AI system or agent (SEG-11, AG-18); after relevant changes to the model, instructions, tools or supplier; and at the frequency in 35 §5.3 (A1: before G5 and after changes; A2: in addition, annually; A3: in addition, half-yearly). At corporate level (C4), for the annual assessment of exposure to offensive AI and the annual synthetic impersonation fraud drill (35 §9.2); the results of the corporate agent test bench (SEG-27), which at A2 and A3 runs at every deployment.</w:t>
             </w:r>
           </w:p>
         </w:tc>
@@ -783,7 +783,7 @@
               <w:pStyle w:val="Celda"/>
             </w:pPr>
             <w:r>
-              <w:t xml:space="preserve">Pre-G5 · Periodic · After a relevant change · After an incident · Annual offensive AI assessment · Synthetic impersonation drill.</w:t>
+              <w:t xml:space="preserve">Pre-G5 · Periodic · After a relevant change · After an incident · Annual offensive AI assessment · Synthetic impersonation drill · Test bench in the deployment pipeline (SEG-27).</w:t>
             </w:r>
           </w:p>
         </w:tc>
@@ -3443,6 +3443,200 @@
             </w:pPr>
             <w:r>
               <w:t xml:space="preserve">AG-03, AG-09</w:t>
+            </w:r>
+          </w:p>
+        </w:tc>
+        <w:tc>
+          <w:tcPr>
+            <w:tcW w:w="1205" w:type="dxa"/>
+          </w:tcPr>
+          <w:p>
+            <w:pPr>
+              <w:pStyle w:val="Celda"/>
+            </w:pPr>
+          </w:p>
+        </w:tc>
+        <w:tc>
+          <w:tcPr>
+            <w:tcW w:w="1205" w:type="dxa"/>
+          </w:tcPr>
+          <w:p>
+            <w:pPr>
+              <w:pStyle w:val="Celda"/>
+            </w:pPr>
+          </w:p>
+        </w:tc>
+        <w:tc>
+          <w:tcPr>
+            <w:tcW w:w="1205" w:type="dxa"/>
+          </w:tcPr>
+          <w:p>
+            <w:pPr>
+              <w:pStyle w:val="Celda"/>
+            </w:pPr>
+          </w:p>
+        </w:tc>
+      </w:tr>
+      <w:tr>
+        <w:tc>
+          <w:tcPr>
+            <w:tcW w:w="1205" w:type="dxa"/>
+          </w:tcPr>
+          <w:p>
+            <w:pPr>
+              <w:pStyle w:val="Celda"/>
+            </w:pPr>
+            <w:r>
+              <w:t xml:space="preserve">C14</w:t>
+            </w:r>
+          </w:p>
+        </w:tc>
+        <w:tc>
+          <w:tcPr>
+            <w:tcW w:w="1205" w:type="dxa"/>
+          </w:tcPr>
+          <w:p>
+            <w:pPr>
+              <w:pStyle w:val="Celda"/>
+            </w:pPr>
+            <w:r>
+              <w:t xml:space="preserve">Tool and connector poisoning</w:t>
+            </w:r>
+          </w:p>
+        </w:tc>
+        <w:tc>
+          <w:tcPr>
+            <w:tcW w:w="1205" w:type="dxa"/>
+          </w:tcPr>
+          <w:p>
+            <w:pPr>
+              <w:pStyle w:val="Celda"/>
+            </w:pPr>
+          </w:p>
+        </w:tc>
+        <w:tc>
+          <w:tcPr>
+            <w:tcW w:w="1205" w:type="dxa"/>
+          </w:tcPr>
+          <w:p>
+            <w:pPr>
+              <w:pStyle w:val="Celda"/>
+            </w:pPr>
+            <w:r>
+              <w:t xml:space="preserve">RT-SEG-07</w:t>
+            </w:r>
+          </w:p>
+        </w:tc>
+        <w:tc>
+          <w:tcPr>
+            <w:tcW w:w="1205" w:type="dxa"/>
+          </w:tcPr>
+          <w:p>
+            <w:pPr>
+              <w:pStyle w:val="Celda"/>
+            </w:pPr>
+            <w:r>
+              <w:t xml:space="preserve">AG-13, AG-12, SEG-27</w:t>
+            </w:r>
+          </w:p>
+        </w:tc>
+        <w:tc>
+          <w:tcPr>
+            <w:tcW w:w="1205" w:type="dxa"/>
+          </w:tcPr>
+          <w:p>
+            <w:pPr>
+              <w:pStyle w:val="Celda"/>
+            </w:pPr>
+          </w:p>
+        </w:tc>
+        <w:tc>
+          <w:tcPr>
+            <w:tcW w:w="1205" w:type="dxa"/>
+          </w:tcPr>
+          <w:p>
+            <w:pPr>
+              <w:pStyle w:val="Celda"/>
+            </w:pPr>
+          </w:p>
+        </w:tc>
+        <w:tc>
+          <w:tcPr>
+            <w:tcW w:w="1205" w:type="dxa"/>
+          </w:tcPr>
+          <w:p>
+            <w:pPr>
+              <w:pStyle w:val="Celda"/>
+            </w:pPr>
+          </w:p>
+        </w:tc>
+      </w:tr>
+      <w:tr>
+        <w:tc>
+          <w:tcPr>
+            <w:tcW w:w="1205" w:type="dxa"/>
+          </w:tcPr>
+          <w:p>
+            <w:pPr>
+              <w:pStyle w:val="Celda"/>
+            </w:pPr>
+            <w:r>
+              <w:t xml:space="preserve">C15</w:t>
+            </w:r>
+          </w:p>
+        </w:tc>
+        <w:tc>
+          <w:tcPr>
+            <w:tcW w:w="1205" w:type="dxa"/>
+          </w:tcPr>
+          <w:p>
+            <w:pPr>
+              <w:pStyle w:val="Celda"/>
+            </w:pPr>
+            <w:r>
+              <w:t xml:space="preserve">Customer impersonation with AI in automated channels </w:t>
+            </w:r>
+            <w:r>
+              <w:rPr>
+                <w:b/>
+              </w:rPr>
+              <w:t xml:space="preserve">(Enterprise)</w:t>
+            </w:r>
+          </w:p>
+        </w:tc>
+        <w:tc>
+          <w:tcPr>
+            <w:tcW w:w="1205" w:type="dxa"/>
+          </w:tcPr>
+          <w:p>
+            <w:pPr>
+              <w:pStyle w:val="Celda"/>
+            </w:pPr>
+          </w:p>
+        </w:tc>
+        <w:tc>
+          <w:tcPr>
+            <w:tcW w:w="1205" w:type="dxa"/>
+          </w:tcPr>
+          <w:p>
+            <w:pPr>
+              <w:pStyle w:val="Celda"/>
+            </w:pPr>
+            <w:r>
+              <w:t xml:space="preserve">RT-SEG-09</w:t>
+            </w:r>
+          </w:p>
+        </w:tc>
+        <w:tc>
+          <w:tcPr>
+            <w:tcW w:w="1205" w:type="dxa"/>
+          </w:tcPr>
+          <w:p>
+            <w:pPr>
+              <w:pStyle w:val="Celda"/>
+            </w:pPr>
+            <w:r>
+              <w:t xml:space="preserve">SEG-18; second factor (35 §9.1)</w:t>
             </w:r>
           </w:p>
         </w:tc>
@@ -7514,6 +7708,47 @@
             </w:pPr>
             <w:r>
               <w:t xml:space="preserve">First version. Campaign plan with rules of engagement and authorisations, cases linked to P18 §3 and to the SEG and AG controls, annual offensive AI assessment and synthetic impersonation drill (35 §9.2), success criteria and report with findings, retests and status. Proposes the code PA-AAAA-NNN.</w:t>
+            </w:r>
+          </w:p>
+        </w:tc>
+      </w:tr>
+      <w:tr>
+        <w:tc>
+          <w:tcPr>
+            <w:tcW w:w="3213" w:type="dxa"/>
+          </w:tcPr>
+          <w:p>
+            <w:pPr>
+              <w:pStyle w:val="Celda"/>
+            </w:pPr>
+            <w:r>
+              <w:t xml:space="preserve">0.2</w:t>
+            </w:r>
+          </w:p>
+        </w:tc>
+        <w:tc>
+          <w:tcPr>
+            <w:tcW w:w="3213" w:type="dxa"/>
+          </w:tcPr>
+          <w:p>
+            <w:pPr>
+              <w:pStyle w:val="Celda"/>
+            </w:pPr>
+            <w:r>
+              <w:t xml:space="preserve">19-10-2026</w:t>
+            </w:r>
+          </w:p>
+        </w:tc>
+        <w:tc>
+          <w:tcPr>
+            <w:tcW w:w="3213" w:type="dxa"/>
+          </w:tcPr>
+          <w:p>
+            <w:pPr>
+              <w:pStyle w:val="Celda"/>
+            </w:pPr>
+            <w:r>
+              <w:t xml:space="preserve">Results of the corporate agent test bench (SEG-27), campaign type in the deployment pipeline and cases C14 (tool and connector poisoning) and C15 (customer impersonation with AI) (D159).</w:t>
             </w:r>
           </w:p>
         </w:tc>
